--- a/B16_GROUP_part2.docx
+++ b/B16_GROUP_part2.docx
@@ -215,6 +215,13 @@
               <w:spacing w:line="360" w:lineRule="auto"/>
               <w:ind w:right="357"/>
             </w:pPr>
+            <w:r>
+              <w:rPr>
+                <w:rFonts w:hint="cs"/>
+                <w:rtl/>
+              </w:rPr>
+              <w:t>אופיר</w:t>
+            </w:r>
           </w:p>
         </w:tc>
         <w:tc>
@@ -227,6 +234,19 @@
               <w:spacing w:line="360" w:lineRule="auto"/>
               <w:ind w:right="357"/>
             </w:pPr>
+            <w:r>
+              <w:rPr>
+                <w:rtl/>
+              </w:rPr>
+              <w:t xml:space="preserve">בניית </w:t>
+            </w:r>
+            <w:r>
+              <w:rPr>
+                <w:rFonts w:hint="cs"/>
+                <w:rtl/>
+              </w:rPr>
+              <w:t>דף ניהול נבדקים ודף צפייה בנבדקים</w:t>
+            </w:r>
           </w:p>
         </w:tc>
         <w:tc>
@@ -239,6 +259,13 @@
               <w:spacing w:line="360" w:lineRule="auto"/>
               <w:ind w:right="357"/>
             </w:pPr>
+            <w:r>
+              <w:rPr>
+                <w:rFonts w:hint="cs"/>
+                <w:rtl/>
+              </w:rPr>
+              <w:t xml:space="preserve">בוצע </w:t>
+            </w:r>
           </w:p>
         </w:tc>
       </w:tr>
@@ -253,6 +280,13 @@
               <w:spacing w:line="360" w:lineRule="auto"/>
               <w:ind w:right="357"/>
             </w:pPr>
+            <w:r>
+              <w:rPr>
+                <w:rFonts w:hint="cs"/>
+                <w:rtl/>
+              </w:rPr>
+              <w:t>עדי</w:t>
+            </w:r>
           </w:p>
         </w:tc>
         <w:tc>
@@ -265,6 +299,13 @@
               <w:spacing w:line="360" w:lineRule="auto"/>
               <w:ind w:right="357"/>
             </w:pPr>
+            <w:r>
+              <w:rPr>
+                <w:rFonts w:hint="cs"/>
+                <w:rtl/>
+              </w:rPr>
+              <w:t xml:space="preserve">בניית דף איסוף נתונים ודף התוצאות </w:t>
+            </w:r>
           </w:p>
         </w:tc>
         <w:tc>
@@ -277,6 +318,103 @@
               <w:spacing w:line="360" w:lineRule="auto"/>
               <w:ind w:right="357"/>
             </w:pPr>
+            <w:r>
+              <w:rPr>
+                <w:rFonts w:hint="cs"/>
+                <w:rtl/>
+              </w:rPr>
+              <w:t>בוצע</w:t>
+            </w:r>
+          </w:p>
+        </w:tc>
+      </w:tr>
+      <w:tr>
+        <w:tc>
+          <w:tcPr>
+            <w:tcW w:w="2984" w:type="dxa"/>
+          </w:tcPr>
+          <w:p>
+            <w:pPr>
+              <w:bidi/>
+              <w:spacing w:line="360" w:lineRule="auto"/>
+              <w:ind w:right="357"/>
+              <w:rPr>
+                <w:rFonts w:hint="cs"/>
+              </w:rPr>
+            </w:pPr>
+            <w:r>
+              <w:rPr>
+                <w:rFonts w:hint="cs"/>
+                <w:rtl/>
+              </w:rPr>
+              <w:t>לירז</w:t>
+            </w:r>
+          </w:p>
+        </w:tc>
+        <w:tc>
+          <w:tcPr>
+            <w:tcW w:w="2998" w:type="dxa"/>
+          </w:tcPr>
+          <w:p>
+            <w:pPr>
+              <w:bidi/>
+              <w:spacing w:line="360" w:lineRule="auto"/>
+              <w:ind w:right="357"/>
+            </w:pPr>
+            <w:r>
+              <w:rPr>
+                <w:rFonts w:hint="cs"/>
+                <w:rtl/>
+              </w:rPr>
+              <w:t xml:space="preserve">בניית </w:t>
+            </w:r>
+            <w:r>
+              <w:rPr>
+                <w:rFonts w:hint="cs"/>
+                <w:rtl/>
+              </w:rPr>
+              <w:t>דף</w:t>
+            </w:r>
+            <w:r>
+              <w:rPr>
+                <w:rtl/>
+              </w:rPr>
+              <w:t xml:space="preserve"> הניתוח והגרפים</w:t>
+            </w:r>
+            <w:r>
+              <w:rPr>
+                <w:rFonts w:hint="cs"/>
+                <w:rtl/>
+              </w:rPr>
+              <w:t xml:space="preserve"> </w:t>
+            </w:r>
+            <w:r>
+              <w:rPr>
+                <w:rFonts w:hint="cs"/>
+                <w:rtl/>
+                <w:lang w:val="en-US"/>
+              </w:rPr>
+              <w:t>ודף ניהול משתמשים</w:t>
+            </w:r>
+          </w:p>
+        </w:tc>
+        <w:tc>
+          <w:tcPr>
+            <w:tcW w:w="3005" w:type="dxa"/>
+          </w:tcPr>
+          <w:p>
+            <w:pPr>
+              <w:bidi/>
+              <w:spacing w:line="360" w:lineRule="auto"/>
+              <w:ind w:right="357"/>
+            </w:pPr>
+            <w:r>
+              <w:rPr>
+                <w:rFonts w:hint="cs"/>
+                <w:rtl/>
+              </w:rPr>
+              <w:t>בוצע</w:t>
+            </w:r>
           </w:p>
         </w:tc>
       </w:tr>
@@ -291,6 +429,13 @@
               <w:spacing w:line="360" w:lineRule="auto"/>
               <w:ind w:right="357"/>
             </w:pPr>
+            <w:r>
+              <w:rPr>
+                <w:rFonts w:hint="cs"/>
+                <w:rtl/>
+              </w:rPr>
+              <w:t>אור</w:t>
+            </w:r>
           </w:p>
         </w:tc>
         <w:tc>
@@ -303,6 +448,63 @@
               <w:spacing w:line="360" w:lineRule="auto"/>
               <w:ind w:right="357"/>
             </w:pPr>
+            <w:r>
+              <w:t xml:space="preserve"> </w:t>
+            </w:r>
+            <w:r>
+              <w:rPr>
+                <w:rtl/>
+              </w:rPr>
+              <w:t>בניית ה</w:t>
+            </w:r>
+            <w:r>
+              <w:rPr>
+                <w:rFonts w:hint="cs"/>
+                <w:rtl/>
+              </w:rPr>
+              <w:t xml:space="preserve"> </w:t>
+            </w:r>
+            <w:r>
+              <w:t xml:space="preserve">Chat </w:t>
+            </w:r>
+            <w:r>
+              <w:t>AI</w:t>
+            </w:r>
+            <w:r>
+              <w:t xml:space="preserve"> </w:t>
+            </w:r>
+            <w:r>
+              <w:rPr>
+                <w:rFonts w:hint="cs"/>
+                <w:rtl/>
+              </w:rPr>
+              <w:t xml:space="preserve"> </w:t>
+            </w:r>
+            <w:r>
+              <w:rPr>
+                <w:rtl/>
+              </w:rPr>
+              <w:t xml:space="preserve">מול </w:t>
+            </w:r>
+            <w:r>
+              <w:t>Google Gemini API</w:t>
+            </w:r>
+            <w:r>
+              <w:rPr>
+                <w:rFonts w:hint="cs"/>
+                <w:rtl/>
+              </w:rPr>
+              <w:t xml:space="preserve"> ,הרמת השרת </w:t>
+            </w:r>
+            <w:proofErr w:type="spellStart"/>
+            <w:r>
+              <w:rPr>
+                <w:rFonts w:hint="cs"/>
+                <w:rtl/>
+              </w:rPr>
+              <w:t>בורסל</w:t>
+            </w:r>
+            <w:proofErr w:type="spellEnd"/>
           </w:p>
         </w:tc>
         <w:tc>
@@ -315,6 +517,13 @@
               <w:spacing w:line="360" w:lineRule="auto"/>
               <w:ind w:right="357"/>
             </w:pPr>
+            <w:r>
+              <w:rPr>
+                <w:rFonts w:hint="cs"/>
+                <w:rtl/>
+              </w:rPr>
+              <w:t>בוצע</w:t>
+            </w:r>
           </w:p>
         </w:tc>
       </w:tr>
@@ -329,6 +538,13 @@
               <w:spacing w:line="360" w:lineRule="auto"/>
               <w:ind w:right="357"/>
             </w:pPr>
+            <w:r>
+              <w:rPr>
+                <w:rFonts w:hint="cs"/>
+                <w:rtl/>
+              </w:rPr>
+              <w:t>שקד</w:t>
+            </w:r>
           </w:p>
         </w:tc>
         <w:tc>
@@ -340,7 +556,55 @@
               <w:bidi/>
               <w:spacing w:line="360" w:lineRule="auto"/>
               <w:ind w:right="357"/>
+              <w:rPr>
+                <w:lang w:val="en-US"/>
+              </w:rPr>
             </w:pPr>
+            <w:r>
+              <w:rPr>
+                <w:rFonts w:hint="cs"/>
+                <w:rtl/>
+              </w:rPr>
+              <w:t xml:space="preserve">בניית </w:t>
+            </w:r>
+            <w:r>
+              <w:rPr>
+                <w:rtl/>
+              </w:rPr>
+              <w:t>מסד הנתונים</w:t>
+            </w:r>
+            <w:r>
+              <w:rPr>
+                <w:rFonts w:hint="cs"/>
+                <w:rtl/>
+              </w:rPr>
+              <w:t>,</w:t>
+            </w:r>
+            <w:r>
+              <w:t xml:space="preserve"> </w:t>
+            </w:r>
+            <w:r>
+              <w:rPr>
+                <w:rtl/>
+              </w:rPr>
+              <w:t xml:space="preserve">בניית </w:t>
+            </w:r>
+            <w:r>
+              <w:rPr>
+                <w:rFonts w:hint="cs"/>
+                <w:rtl/>
+              </w:rPr>
+              <w:t>דף</w:t>
+            </w:r>
+            <w:r>
+              <w:rPr>
+                <w:rtl/>
+              </w:rPr>
+              <w:t xml:space="preserve"> ההתחברות</w:t>
+            </w:r>
+            <w:r>
+              <w:t xml:space="preserve"> </w:t>
+            </w:r>
           </w:p>
         </w:tc>
         <w:tc>
@@ -353,48 +617,124 @@
               <w:spacing w:line="360" w:lineRule="auto"/>
               <w:ind w:right="357"/>
             </w:pPr>
-          </w:p>
-        </w:tc>
-      </w:tr>
-      <w:tr>
-        <w:tc>
-          <w:tcPr>
-            <w:tcW w:w="2984" w:type="dxa"/>
-          </w:tcPr>
-          <w:p>
-            <w:pPr>
-              <w:bidi/>
-              <w:spacing w:line="360" w:lineRule="auto"/>
-              <w:ind w:right="357"/>
-            </w:pPr>
-          </w:p>
-        </w:tc>
-        <w:tc>
-          <w:tcPr>
-            <w:tcW w:w="2998" w:type="dxa"/>
-          </w:tcPr>
-          <w:p>
-            <w:pPr>
-              <w:bidi/>
-              <w:spacing w:line="360" w:lineRule="auto"/>
-              <w:ind w:right="357"/>
-            </w:pPr>
-          </w:p>
-        </w:tc>
-        <w:tc>
-          <w:tcPr>
-            <w:tcW w:w="3005" w:type="dxa"/>
-          </w:tcPr>
-          <w:p>
-            <w:pPr>
-              <w:bidi/>
-              <w:spacing w:line="360" w:lineRule="auto"/>
-              <w:ind w:right="357"/>
-            </w:pPr>
+            <w:r>
+              <w:rPr>
+                <w:rFonts w:hint="cs"/>
+                <w:rtl/>
+              </w:rPr>
+              <w:t>בוצע</w:t>
+            </w:r>
           </w:p>
         </w:tc>
       </w:tr>
     </w:tbl>
+    <w:p>
+      <w:pPr>
+        <w:pStyle w:val="a8"/>
+        <w:bidi/>
+        <w:spacing w:line="480" w:lineRule="auto"/>
+        <w:ind w:left="360" w:right="357"/>
+        <w:rPr>
+          <w:rtl/>
+        </w:rPr>
+      </w:pPr>
+    </w:p>
+    <w:p>
+      <w:pPr>
+        <w:pStyle w:val="a8"/>
+        <w:bidi/>
+        <w:spacing w:line="480" w:lineRule="auto"/>
+        <w:ind w:left="360" w:right="357"/>
+        <w:rPr>
+          <w:rtl/>
+        </w:rPr>
+      </w:pPr>
+    </w:p>
+    <w:p>
+      <w:pPr>
+        <w:pStyle w:val="a8"/>
+        <w:bidi/>
+        <w:spacing w:line="480" w:lineRule="auto"/>
+        <w:ind w:left="360" w:right="357"/>
+        <w:rPr>
+          <w:rtl/>
+        </w:rPr>
+      </w:pPr>
+    </w:p>
+    <w:p>
+      <w:pPr>
+        <w:pStyle w:val="a8"/>
+        <w:bidi/>
+        <w:spacing w:line="480" w:lineRule="auto"/>
+        <w:ind w:left="360" w:right="357"/>
+        <w:rPr>
+          <w:rtl/>
+        </w:rPr>
+      </w:pPr>
+    </w:p>
+    <w:p>
+      <w:pPr>
+        <w:pStyle w:val="a8"/>
+        <w:bidi/>
+        <w:spacing w:line="480" w:lineRule="auto"/>
+        <w:ind w:left="360" w:right="357"/>
+        <w:rPr>
+          <w:rtl/>
+        </w:rPr>
+      </w:pPr>
+    </w:p>
+    <w:p>
+      <w:pPr>
+        <w:pStyle w:val="a8"/>
+        <w:bidi/>
+        <w:spacing w:line="480" w:lineRule="auto"/>
+        <w:ind w:left="360" w:right="357"/>
+        <w:rPr>
+          <w:rtl/>
+        </w:rPr>
+      </w:pPr>
+    </w:p>
+    <w:p>
+      <w:pPr>
+        <w:pStyle w:val="a8"/>
+        <w:bidi/>
+        <w:spacing w:line="480" w:lineRule="auto"/>
+        <w:ind w:left="360" w:right="357"/>
+        <w:rPr>
+          <w:rtl/>
+        </w:rPr>
+      </w:pPr>
+    </w:p>
+    <w:p>
+      <w:pPr>
+        <w:pStyle w:val="a8"/>
+        <w:bidi/>
+        <w:spacing w:line="480" w:lineRule="auto"/>
+        <w:ind w:left="360" w:right="357"/>
+        <w:rPr>
+          <w:rtl/>
+        </w:rPr>
+      </w:pPr>
+    </w:p>
+    <w:p>
+      <w:pPr>
+        <w:pStyle w:val="a8"/>
+        <w:bidi/>
+        <w:spacing w:line="480" w:lineRule="auto"/>
+        <w:ind w:left="360" w:right="357"/>
+        <w:rPr>
+          <w:rtl/>
+        </w:rPr>
+      </w:pPr>
+    </w:p>
+    <w:p>
+      <w:pPr>
+        <w:pStyle w:val="a8"/>
+        <w:bidi/>
+        <w:spacing w:line="480" w:lineRule="auto"/>
+        <w:ind w:left="360" w:right="357"/>
+      </w:pPr>
+    </w:p>
     <w:p>
       <w:pPr>
         <w:pStyle w:val="a8"/>
@@ -413,6 +753,7 @@
         <w:rPr>
           <w:rtl/>
         </w:rPr>
+        <w:lastRenderedPageBreak/>
         <w:t>עד כה במסגרת הפרויקט ביצענו כמה שלבים מרכזיים</w:t>
       </w:r>
       <w:r>
@@ -643,6 +984,113 @@
     <w:p>
       <w:pPr>
         <w:pStyle w:val="a8"/>
+        <w:bidi/>
+        <w:spacing w:line="480" w:lineRule="auto"/>
+        <w:ind w:left="785" w:right="357"/>
+        <w:rPr>
+          <w:rtl/>
+        </w:rPr>
+      </w:pPr>
+    </w:p>
+    <w:p>
+      <w:pPr>
+        <w:pStyle w:val="a8"/>
+        <w:bidi/>
+        <w:spacing w:line="480" w:lineRule="auto"/>
+        <w:ind w:left="785" w:right="357"/>
+        <w:rPr>
+          <w:rtl/>
+        </w:rPr>
+      </w:pPr>
+    </w:p>
+    <w:p>
+      <w:pPr>
+        <w:pStyle w:val="a8"/>
+        <w:bidi/>
+        <w:spacing w:line="480" w:lineRule="auto"/>
+        <w:ind w:left="785" w:right="357"/>
+        <w:rPr>
+          <w:rtl/>
+        </w:rPr>
+      </w:pPr>
+    </w:p>
+    <w:p>
+      <w:pPr>
+        <w:pStyle w:val="a8"/>
+        <w:bidi/>
+        <w:spacing w:line="480" w:lineRule="auto"/>
+        <w:ind w:left="785" w:right="357"/>
+        <w:rPr>
+          <w:rtl/>
+        </w:rPr>
+      </w:pPr>
+    </w:p>
+    <w:p>
+      <w:pPr>
+        <w:pStyle w:val="a8"/>
+        <w:bidi/>
+        <w:spacing w:line="480" w:lineRule="auto"/>
+        <w:ind w:left="785" w:right="357"/>
+        <w:rPr>
+          <w:rtl/>
+        </w:rPr>
+      </w:pPr>
+    </w:p>
+    <w:p>
+      <w:pPr>
+        <w:pStyle w:val="a8"/>
+        <w:bidi/>
+        <w:spacing w:line="480" w:lineRule="auto"/>
+        <w:ind w:left="785" w:right="357"/>
+        <w:rPr>
+          <w:rtl/>
+        </w:rPr>
+      </w:pPr>
+    </w:p>
+    <w:p>
+      <w:pPr>
+        <w:pStyle w:val="a8"/>
+        <w:bidi/>
+        <w:spacing w:line="480" w:lineRule="auto"/>
+        <w:ind w:left="785" w:right="357"/>
+        <w:rPr>
+          <w:rtl/>
+        </w:rPr>
+      </w:pPr>
+    </w:p>
+    <w:p>
+      <w:pPr>
+        <w:pStyle w:val="a8"/>
+        <w:bidi/>
+        <w:spacing w:line="480" w:lineRule="auto"/>
+        <w:ind w:left="785" w:right="357"/>
+        <w:rPr>
+          <w:rtl/>
+        </w:rPr>
+      </w:pPr>
+    </w:p>
+    <w:p>
+      <w:pPr>
+        <w:pStyle w:val="a8"/>
+        <w:bidi/>
+        <w:spacing w:line="480" w:lineRule="auto"/>
+        <w:ind w:left="785" w:right="357"/>
+        <w:rPr>
+          <w:rtl/>
+        </w:rPr>
+      </w:pPr>
+    </w:p>
+    <w:p>
+      <w:pPr>
+        <w:pStyle w:val="a8"/>
+        <w:bidi/>
+        <w:spacing w:line="480" w:lineRule="auto"/>
+        <w:ind w:left="785" w:right="357"/>
+      </w:pPr>
+    </w:p>
+    <w:p>
+      <w:pPr>
+        <w:pStyle w:val="a8"/>
         <w:numPr>
           <w:ilvl w:val="0"/>
           <w:numId w:val="3"/>
@@ -669,35 +1117,32 @@
         <w:bidi/>
         <w:spacing w:line="480" w:lineRule="auto"/>
         <w:ind w:right="357"/>
-        <w:rPr>
-          <w:rtl/>
-        </w:rPr>
-      </w:pPr>
-      <w:r>
-        <w:rPr>
-          <w:noProof/>
+      </w:pPr>
+      <w:r>
+        <w:rPr>
+          <w:rtl/>
         </w:rPr>
         <w:drawing>
-          <wp:anchor distT="0" distB="0" distL="114300" distR="114300" simplePos="0" relativeHeight="251658240" behindDoc="1" locked="0" layoutInCell="1" allowOverlap="1" wp14:anchorId="69B26989" wp14:editId="58C35112">
+          <wp:anchor distT="0" distB="0" distL="114300" distR="114300" simplePos="0" relativeHeight="251660288" behindDoc="1" locked="0" layoutInCell="1" allowOverlap="1" wp14:anchorId="4AF42FE0" wp14:editId="58D298E8">
             <wp:simplePos x="0" y="0"/>
-            <wp:positionH relativeFrom="margin">
-              <wp:align>center</wp:align>
+            <wp:positionH relativeFrom="column">
+              <wp:posOffset>-608965</wp:posOffset>
             </wp:positionH>
             <wp:positionV relativeFrom="paragraph">
-              <wp:posOffset>207645</wp:posOffset>
+              <wp:posOffset>317500</wp:posOffset>
             </wp:positionV>
-            <wp:extent cx="5191125" cy="3506470"/>
-            <wp:effectExtent l="0" t="0" r="9525" b="0"/>
+            <wp:extent cx="6978650" cy="3535680"/>
+            <wp:effectExtent l="0" t="0" r="0" b="7620"/>
             <wp:wrapTight wrapText="bothSides">
               <wp:wrapPolygon edited="0">
                 <wp:start x="0" y="0"/>
-                <wp:lineTo x="0" y="21475"/>
-                <wp:lineTo x="21560" y="21475"/>
-                <wp:lineTo x="21560" y="0"/>
+                <wp:lineTo x="0" y="21530"/>
+                <wp:lineTo x="21521" y="21530"/>
+                <wp:lineTo x="21521" y="0"/>
                 <wp:lineTo x="0" y="0"/>
               </wp:wrapPolygon>
             </wp:wrapTight>
-            <wp:docPr id="359020976" name="תמונה 3"/>
+            <wp:docPr id="2056325480" name="תמונה 1"/>
             <wp:cNvGraphicFramePr>
               <a:graphicFrameLocks xmlns:a="http://schemas.openxmlformats.org/drawingml/2006/main" noChangeAspect="1"/>
             </wp:cNvGraphicFramePr>
@@ -705,10 +1150,8 @@
               <a:graphicData uri="http://schemas.openxmlformats.org/drawingml/2006/picture">
                 <pic:pic xmlns:pic="http://schemas.openxmlformats.org/drawingml/2006/picture">
                   <pic:nvPicPr>
-                    <pic:cNvPr id="0" name="Picture 2"/>
-                    <pic:cNvPicPr>
-                      <a:picLocks noChangeAspect="1" noChangeArrowheads="1"/>
-                    </pic:cNvPicPr>
+                    <pic:cNvPr id="2056325480" name=""/>
+                    <pic:cNvPicPr/>
                   </pic:nvPicPr>
                   <pic:blipFill>
                     <a:blip r:embed="rId8">
@@ -718,24 +1161,28 @@
                         </a:ext>
                       </a:extLst>
                     </a:blip>
-                    <a:srcRect/>
                     <a:stretch>
                       <a:fillRect/>
                     </a:stretch>
                   </pic:blipFill>
-                  <pic:spPr bwMode="auto">
+                  <pic:spPr>
                     <a:xfrm>
                       <a:off x="0" y="0"/>
-                      <a:ext cx="5191125" cy="3506470"/>
+                      <a:ext cx="6978650" cy="3535680"/>
                     </a:xfrm>
                     <a:prstGeom prst="rect">
                       <a:avLst/>
                     </a:prstGeom>
-                    <a:noFill/>
                   </pic:spPr>
                 </pic:pic>
               </a:graphicData>
             </a:graphic>
+            <wp14:sizeRelH relativeFrom="margin">
+              <wp14:pctWidth>0</wp14:pctWidth>
+            </wp14:sizeRelH>
+            <wp14:sizeRelV relativeFrom="margin">
+              <wp14:pctHeight>0</wp14:pctHeight>
+            </wp14:sizeRelV>
           </wp:anchor>
         </w:drawing>
       </w:r>
@@ -745,6 +1192,17 @@
         </w:rPr>
         <w:t>ארכיטקטורה של האתר</w:t>
       </w:r>
+    </w:p>
+    <w:p>
+      <w:pPr>
+        <w:pStyle w:val="a8"/>
+        <w:bidi/>
+        <w:spacing w:line="480" w:lineRule="auto"/>
+        <w:ind w:right="357"/>
+        <w:rPr>
+          <w:rtl/>
+        </w:rPr>
+      </w:pPr>
     </w:p>
     <w:p>
       <w:pPr>
@@ -889,6 +1347,7 @@
       </w:pPr>
       <w:r>
         <w:rPr>
+          <w:noProof/>
           <w:rtl/>
         </w:rPr>
         <w:drawing>
@@ -1103,579 +1562,976 @@
           <w:rtl/>
           <w:lang w:val="en-US"/>
         </w:rPr>
-        <w:t>מולא ע"י עינת:</w:t>
-      </w:r>
-    </w:p>
-    <w:tbl>
-      <w:tblPr>
-        <w:tblStyle w:val="a6"/>
-        <w:bidiVisual/>
-        <w:tblW w:w="9360" w:type="dxa"/>
-        <w:tblInd w:w="0" w:type="dxa"/>
-        <w:tblBorders>
-          <w:top w:val="single" w:sz="8" w:space="0" w:color="000000"/>
-          <w:left w:val="single" w:sz="8" w:space="0" w:color="000000"/>
-          <w:bottom w:val="single" w:sz="8" w:space="0" w:color="000000"/>
-          <w:right w:val="single" w:sz="8" w:space="0" w:color="000000"/>
-          <w:insideH w:val="single" w:sz="8" w:space="0" w:color="000000"/>
-          <w:insideV w:val="single" w:sz="8" w:space="0" w:color="000000"/>
-        </w:tblBorders>
-        <w:tblLayout w:type="fixed"/>
-        <w:tblLook w:val="0600" w:firstRow="0" w:lastRow="0" w:firstColumn="0" w:lastColumn="0" w:noHBand="1" w:noVBand="1"/>
-      </w:tblPr>
-      <w:tblGrid>
-        <w:gridCol w:w="9360"/>
-      </w:tblGrid>
-      <w:tr>
-        <w:tc>
-          <w:tcPr>
-            <w:tcW w:w="9360" w:type="dxa"/>
-            <w:tcMar>
-              <w:top w:w="100" w:type="dxa"/>
-              <w:left w:w="100" w:type="dxa"/>
-              <w:bottom w:w="100" w:type="dxa"/>
-              <w:right w:w="100" w:type="dxa"/>
-            </w:tcMar>
-          </w:tcPr>
-          <w:sdt>
-            <w:sdtPr>
-              <w:rPr>
-                <w:rtl/>
-              </w:rPr>
-              <w:tag w:val="goog_rdk_0"/>
-              <w:id w:val="281275574"/>
-              <w:lock w:val="contentLocked"/>
-            </w:sdtPr>
-            <w:sdtContent>
-              <w:p>
-                <w:pPr>
-                  <w:bidi/>
-                  <w:spacing w:before="240" w:after="240" w:line="259" w:lineRule="auto"/>
-                  <w:rPr>
-                    <w:sz w:val="24"/>
-                    <w:szCs w:val="24"/>
-                  </w:rPr>
-                </w:pPr>
-                <w:r>
-                  <w:rPr>
-                    <w:b/>
-                    <w:bCs/>
-                    <w:sz w:val="24"/>
-                    <w:szCs w:val="24"/>
-                    <w:rtl/>
-                  </w:rPr>
-                  <w:t xml:space="preserve">שאלון </w:t>
-                </w:r>
-                <w:r>
-                  <w:rPr>
-                    <w:b/>
-                    <w:bCs/>
-                    <w:sz w:val="24"/>
-                    <w:szCs w:val="24"/>
-                  </w:rPr>
-                  <w:t>SUS</w:t>
-                </w:r>
-                <w:r>
-                  <w:rPr>
-                    <w:sz w:val="24"/>
-                    <w:szCs w:val="24"/>
-                    <w:rtl/>
-                  </w:rPr>
-                  <w:t xml:space="preserve"> (כל פריט בסולם 1-5, כאשר 1 = כלל לא, 5 = לחלוטין):</w:t>
-                </w:r>
-              </w:p>
-              <w:p>
-                <w:pPr>
-                  <w:numPr>
-                    <w:ilvl w:val="0"/>
-                    <w:numId w:val="2"/>
-                  </w:numPr>
-                  <w:bidi/>
-                  <w:spacing w:before="240" w:line="259" w:lineRule="auto"/>
-                  <w:rPr>
-                    <w:sz w:val="24"/>
-                    <w:szCs w:val="24"/>
-                  </w:rPr>
-                </w:pPr>
-                <w:r>
-                  <w:rPr>
-                    <w:sz w:val="24"/>
-                    <w:szCs w:val="24"/>
-                    <w:rtl/>
-                  </w:rPr>
-                  <w:t>הייתי רוצה להשתמש במערכת זו לעיתים תכופות</w:t>
-                </w:r>
-              </w:p>
-              <w:p>
-                <w:pPr>
-                  <w:numPr>
-                    <w:ilvl w:val="0"/>
-                    <w:numId w:val="2"/>
-                  </w:numPr>
-                  <w:bidi/>
-                  <w:spacing w:line="259" w:lineRule="auto"/>
-                  <w:rPr>
-                    <w:sz w:val="24"/>
-                    <w:szCs w:val="24"/>
-                  </w:rPr>
-                </w:pPr>
-                <w:r>
-                  <w:rPr>
-                    <w:sz w:val="24"/>
-                    <w:szCs w:val="24"/>
-                    <w:rtl/>
-                  </w:rPr>
-                  <w:t>מצאתי כי המערכת מסובכת ללא סיבה</w:t>
-                </w:r>
-              </w:p>
-              <w:p>
-                <w:pPr>
-                  <w:numPr>
-                    <w:ilvl w:val="0"/>
-                    <w:numId w:val="2"/>
-                  </w:numPr>
-                  <w:bidi/>
-                  <w:spacing w:line="259" w:lineRule="auto"/>
-                  <w:rPr>
-                    <w:sz w:val="24"/>
-                    <w:szCs w:val="24"/>
-                  </w:rPr>
-                </w:pPr>
-                <w:r>
-                  <w:rPr>
-                    <w:sz w:val="24"/>
-                    <w:szCs w:val="24"/>
-                    <w:rtl/>
-                  </w:rPr>
-                  <w:t>חשבתי שהמערכת קלה לשימוש</w:t>
-                </w:r>
-              </w:p>
-              <w:p>
-                <w:pPr>
-                  <w:numPr>
-                    <w:ilvl w:val="0"/>
-                    <w:numId w:val="2"/>
-                  </w:numPr>
-                  <w:bidi/>
-                  <w:spacing w:line="259" w:lineRule="auto"/>
-                  <w:rPr>
-                    <w:sz w:val="24"/>
-                    <w:szCs w:val="24"/>
-                  </w:rPr>
-                </w:pPr>
-                <w:r>
-                  <w:rPr>
-                    <w:sz w:val="24"/>
-                    <w:szCs w:val="24"/>
-                    <w:rtl/>
-                  </w:rPr>
-                  <w:t>אזדקק לתמיכת איש טכני כדי שאוכל להשתמש במערכת זו</w:t>
-                </w:r>
-              </w:p>
-              <w:p>
-                <w:pPr>
-                  <w:numPr>
-                    <w:ilvl w:val="0"/>
-                    <w:numId w:val="2"/>
-                  </w:numPr>
-                  <w:bidi/>
-                  <w:spacing w:line="259" w:lineRule="auto"/>
-                  <w:rPr>
-                    <w:sz w:val="24"/>
-                    <w:szCs w:val="24"/>
-                  </w:rPr>
-                </w:pPr>
-                <w:r>
-                  <w:rPr>
-                    <w:sz w:val="24"/>
-                    <w:szCs w:val="24"/>
-                    <w:rtl/>
-                  </w:rPr>
-                  <w:t>מצאתי כי הפונקציות השונות של המערכת היו מתואמות היטב</w:t>
-                </w:r>
-              </w:p>
-              <w:p>
-                <w:pPr>
-                  <w:numPr>
-                    <w:ilvl w:val="0"/>
-                    <w:numId w:val="2"/>
-                  </w:numPr>
-                  <w:bidi/>
-                  <w:spacing w:line="259" w:lineRule="auto"/>
-                  <w:rPr>
-                    <w:sz w:val="24"/>
-                    <w:szCs w:val="24"/>
-                  </w:rPr>
-                </w:pPr>
-                <w:r>
-                  <w:rPr>
-                    <w:sz w:val="24"/>
-                    <w:szCs w:val="24"/>
-                    <w:rtl/>
-                  </w:rPr>
-                  <w:t>חשבתי כי היה יותר מידי חוסר עקביות במערכת זו</w:t>
-                </w:r>
-              </w:p>
-              <w:p>
-                <w:pPr>
-                  <w:numPr>
-                    <w:ilvl w:val="0"/>
-                    <w:numId w:val="2"/>
-                  </w:numPr>
-                  <w:bidi/>
-                  <w:spacing w:line="259" w:lineRule="auto"/>
-                  <w:rPr>
-                    <w:sz w:val="24"/>
-                    <w:szCs w:val="24"/>
-                  </w:rPr>
-                </w:pPr>
-                <w:r>
-                  <w:rPr>
-                    <w:sz w:val="24"/>
-                    <w:szCs w:val="24"/>
-                    <w:rtl/>
-                  </w:rPr>
-                  <w:t>לדעתי רוב האנשים יהיו מסוגלים ללמוד להשתמש במערכת זו בקלות</w:t>
-                </w:r>
-              </w:p>
-              <w:p>
-                <w:pPr>
-                  <w:numPr>
-                    <w:ilvl w:val="0"/>
-                    <w:numId w:val="2"/>
-                  </w:numPr>
-                  <w:bidi/>
-                  <w:spacing w:line="259" w:lineRule="auto"/>
-                  <w:rPr>
-                    <w:sz w:val="24"/>
-                    <w:szCs w:val="24"/>
-                  </w:rPr>
-                </w:pPr>
-                <w:r>
-                  <w:rPr>
-                    <w:sz w:val="24"/>
-                    <w:szCs w:val="24"/>
-                    <w:rtl/>
-                  </w:rPr>
-                  <w:t>מצאתי כי המערכת מאוד מסורבלת לשימוש</w:t>
-                </w:r>
-              </w:p>
-              <w:p>
-                <w:pPr>
-                  <w:numPr>
-                    <w:ilvl w:val="0"/>
-                    <w:numId w:val="2"/>
-                  </w:numPr>
-                  <w:bidi/>
-                  <w:spacing w:line="259" w:lineRule="auto"/>
-                  <w:rPr>
-                    <w:sz w:val="24"/>
-                    <w:szCs w:val="24"/>
-                  </w:rPr>
-                </w:pPr>
-                <w:r>
-                  <w:rPr>
-                    <w:sz w:val="24"/>
-                    <w:szCs w:val="24"/>
-                    <w:rtl/>
-                  </w:rPr>
-                  <w:t>חשתי בטחון רב כאשר השתמשתי במערכת</w:t>
-                </w:r>
-              </w:p>
-              <w:p>
-                <w:pPr>
-                  <w:numPr>
-                    <w:ilvl w:val="0"/>
-                    <w:numId w:val="2"/>
-                  </w:numPr>
-                  <w:bidi/>
-                  <w:spacing w:after="240" w:line="259" w:lineRule="auto"/>
-                  <w:rPr>
-                    <w:sz w:val="24"/>
-                    <w:szCs w:val="24"/>
-                  </w:rPr>
-                </w:pPr>
-                <w:r>
-                  <w:rPr>
-                    <w:sz w:val="24"/>
-                    <w:szCs w:val="24"/>
-                    <w:rtl/>
-                  </w:rPr>
-                  <w:t>עלי ללמוד הרבה דברים לפני שאוכל להשתמש במערכת זו</w:t>
-                </w:r>
-              </w:p>
-              <w:p>
-                <w:pPr>
-                  <w:bidi/>
-                  <w:spacing w:before="240" w:after="240" w:line="259" w:lineRule="auto"/>
-                  <w:rPr>
-                    <w:sz w:val="24"/>
-                    <w:szCs w:val="24"/>
-                  </w:rPr>
-                </w:pPr>
-                <w:r>
-                  <w:rPr>
-                    <w:b/>
-                    <w:bCs/>
-                    <w:sz w:val="24"/>
-                    <w:szCs w:val="24"/>
-                    <w:rtl/>
-                  </w:rPr>
-                  <w:t xml:space="preserve">שאלון </w:t>
-                </w:r>
-                <w:r>
-                  <w:rPr>
-                    <w:b/>
-                    <w:bCs/>
-                    <w:sz w:val="24"/>
-                    <w:szCs w:val="24"/>
-                  </w:rPr>
-                  <w:t>Engagement</w:t>
-                </w:r>
-                <w:r>
-                  <w:rPr>
-                    <w:sz w:val="24"/>
-                    <w:szCs w:val="24"/>
-                    <w:rtl/>
-                  </w:rPr>
-                  <w:t xml:space="preserve"> (כל פריט בסולם 1-7, כאשר 1 = כלל לא, 7 = לאורך כל השימוש):</w:t>
-                </w:r>
-              </w:p>
-              <w:p>
-                <w:pPr>
-                  <w:numPr>
-                    <w:ilvl w:val="0"/>
-                    <w:numId w:val="1"/>
-                  </w:numPr>
-                  <w:bidi/>
-                  <w:spacing w:before="240" w:line="259" w:lineRule="auto"/>
-                  <w:rPr>
-                    <w:sz w:val="24"/>
-                    <w:szCs w:val="24"/>
-                  </w:rPr>
-                </w:pPr>
-                <w:r>
-                  <w:rPr>
-                    <w:sz w:val="24"/>
-                    <w:szCs w:val="24"/>
-                    <w:rtl/>
-                  </w:rPr>
-                  <w:t>הזמן "טס" במהלך ההתנסות</w:t>
-                </w:r>
-              </w:p>
-              <w:p>
-                <w:pPr>
-                  <w:numPr>
-                    <w:ilvl w:val="0"/>
-                    <w:numId w:val="1"/>
-                  </w:numPr>
-                  <w:bidi/>
-                  <w:spacing w:line="259" w:lineRule="auto"/>
-                  <w:rPr>
-                    <w:sz w:val="24"/>
-                    <w:szCs w:val="24"/>
-                  </w:rPr>
-                </w:pPr>
-                <w:r>
-                  <w:rPr>
-                    <w:sz w:val="24"/>
-                    <w:szCs w:val="24"/>
-                    <w:rtl/>
-                  </w:rPr>
-                  <w:t>ביצעתי את ההתנסות בהנאה רבה</w:t>
-                </w:r>
-              </w:p>
-              <w:p>
-                <w:pPr>
-                  <w:numPr>
-                    <w:ilvl w:val="0"/>
-                    <w:numId w:val="1"/>
-                  </w:numPr>
-                  <w:bidi/>
-                  <w:spacing w:line="259" w:lineRule="auto"/>
-                  <w:rPr>
-                    <w:sz w:val="24"/>
-                    <w:szCs w:val="24"/>
-                  </w:rPr>
-                </w:pPr>
-                <w:r>
-                  <w:rPr>
-                    <w:sz w:val="24"/>
-                    <w:szCs w:val="24"/>
-                    <w:rtl/>
-                  </w:rPr>
-                  <w:t>ההתנסות היתה בעלת משמעות ומטרה</w:t>
-                </w:r>
-              </w:p>
-              <w:p>
-                <w:pPr>
-                  <w:numPr>
-                    <w:ilvl w:val="0"/>
-                    <w:numId w:val="1"/>
-                  </w:numPr>
-                  <w:bidi/>
-                  <w:spacing w:line="259" w:lineRule="auto"/>
-                  <w:rPr>
-                    <w:sz w:val="24"/>
-                    <w:szCs w:val="24"/>
-                  </w:rPr>
-                </w:pPr>
-                <w:r>
-                  <w:rPr>
-                    <w:sz w:val="24"/>
-                    <w:szCs w:val="24"/>
-                    <w:rtl/>
-                  </w:rPr>
-                  <w:t>ההתנסות היתה מאתגרת עבורי</w:t>
-                </w:r>
-              </w:p>
-              <w:p>
-                <w:pPr>
-                  <w:numPr>
-                    <w:ilvl w:val="0"/>
-                    <w:numId w:val="1"/>
-                  </w:numPr>
-                  <w:bidi/>
-                  <w:spacing w:after="240" w:line="259" w:lineRule="auto"/>
-                  <w:rPr>
-                    <w:sz w:val="24"/>
-                    <w:szCs w:val="24"/>
-                  </w:rPr>
-                </w:pPr>
-                <w:r>
-                  <w:rPr>
-                    <w:sz w:val="24"/>
-                    <w:szCs w:val="24"/>
-                    <w:rtl/>
-                  </w:rPr>
-                  <w:t>התמדתי בהתנסות גם כאשר הדברים לא התקדמו בצורה טובה</w:t>
-                </w:r>
-              </w:p>
-              <w:p>
-                <w:pPr>
-                  <w:bidi/>
-                  <w:spacing w:before="240" w:after="240" w:line="259" w:lineRule="auto"/>
-                  <w:rPr>
-                    <w:sz w:val="24"/>
-                    <w:szCs w:val="24"/>
-                  </w:rPr>
-                </w:pPr>
-                <w:r>
-                  <w:rPr>
-                    <w:sz w:val="24"/>
-                    <w:szCs w:val="24"/>
-                    <w:rtl/>
-                  </w:rPr>
-                  <w:t>לבסוף, ענה בפירוט על שלוש שאלות פתוחות:</w:t>
-                </w:r>
-              </w:p>
-              <w:p>
-                <w:pPr>
-                  <w:numPr>
-                    <w:ilvl w:val="0"/>
-                    <w:numId w:val="4"/>
-                  </w:numPr>
-                  <w:bidi/>
-                  <w:spacing w:before="240" w:line="259" w:lineRule="auto"/>
-                  <w:rPr>
-                    <w:sz w:val="24"/>
-                    <w:szCs w:val="24"/>
-                  </w:rPr>
-                </w:pPr>
-                <w:r>
-                  <w:rPr>
-                    <w:sz w:val="24"/>
-                    <w:szCs w:val="24"/>
-                    <w:rtl/>
-                  </w:rPr>
-                  <w:t>האם לדעתך המערכת מותאמת לאוכלוסייה אליה היא מכוונת? הסבר.</w:t>
-                </w:r>
-              </w:p>
-              <w:p>
-                <w:pPr>
-                  <w:numPr>
-                    <w:ilvl w:val="0"/>
-                    <w:numId w:val="4"/>
-                  </w:numPr>
-                  <w:bidi/>
-                  <w:spacing w:line="259" w:lineRule="auto"/>
-                  <w:rPr>
-                    <w:sz w:val="24"/>
-                    <w:szCs w:val="24"/>
-                  </w:rPr>
-                </w:pPr>
-                <w:r>
-                  <w:rPr>
-                    <w:sz w:val="24"/>
-                    <w:szCs w:val="24"/>
-                    <w:rtl/>
-                  </w:rPr>
-                  <w:t>אלמנטים שאהבת במערכת</w:t>
-                </w:r>
-              </w:p>
-              <w:p>
-                <w:pPr>
-                  <w:numPr>
-                    <w:ilvl w:val="0"/>
-                    <w:numId w:val="4"/>
-                  </w:numPr>
-                  <w:bidi/>
-                  <w:spacing w:after="240" w:line="259" w:lineRule="auto"/>
-                  <w:rPr>
-                    <w:sz w:val="24"/>
-                    <w:szCs w:val="24"/>
-                  </w:rPr>
-                </w:pPr>
-                <w:r>
-                  <w:rPr>
-                    <w:sz w:val="24"/>
-                    <w:szCs w:val="24"/>
-                    <w:rtl/>
-                  </w:rPr>
-                  <w:t>אלמנטים שיש לשפר במערכת</w:t>
-                </w:r>
-              </w:p>
-            </w:sdtContent>
-          </w:sdt>
-        </w:tc>
-      </w:tr>
-    </w:tbl>
-    <w:p>
-      <w:pPr>
-        <w:bidi/>
-        <w:spacing w:line="480" w:lineRule="auto"/>
-        <w:ind w:right="357"/>
-        <w:rPr>
-          <w:rtl/>
-        </w:rPr>
-      </w:pPr>
-    </w:p>
-    <w:p>
-      <w:pPr>
-        <w:bidi/>
-        <w:spacing w:line="480" w:lineRule="auto"/>
-        <w:ind w:right="357"/>
-        <w:rPr>
-          <w:rtl/>
-        </w:rPr>
-      </w:pPr>
-    </w:p>
-    <w:p>
-      <w:pPr>
-        <w:bidi/>
-        <w:spacing w:line="480" w:lineRule="auto"/>
-        <w:ind w:right="357"/>
-        <w:rPr>
-          <w:rtl/>
-        </w:rPr>
-      </w:pPr>
-    </w:p>
-    <w:p>
-      <w:pPr>
-        <w:bidi/>
-        <w:spacing w:line="480" w:lineRule="auto"/>
-        <w:ind w:right="357"/>
-        <w:rPr>
+        <w:t>השאלון המלא:</w:t>
+      </w:r>
+    </w:p>
+    <w:p>
+      <w:pPr>
+        <w:pStyle w:val="a8"/>
+        <w:bidi/>
+        <w:spacing w:line="480" w:lineRule="auto"/>
+        <w:ind w:left="785" w:right="357"/>
+        <w:rPr>
+          <w:b/>
+          <w:bCs/>
+          <w:rtl/>
+          <w:lang w:val="en-US"/>
+        </w:rPr>
+      </w:pPr>
+      <w:r>
+        <w:rPr>
+          <w:rFonts w:hint="cs"/>
+          <w:b/>
+          <w:bCs/>
+          <w:rtl/>
+        </w:rPr>
+        <w:t xml:space="preserve">שאלון </w:t>
+      </w:r>
+      <w:r>
+        <w:rPr>
+          <w:b/>
+          <w:bCs/>
+          <w:lang w:val="en-US"/>
+        </w:rPr>
+        <w:t>SUS</w:t>
+      </w:r>
+    </w:p>
+    <w:p>
+      <w:pPr>
+        <w:numPr>
+          <w:ilvl w:val="0"/>
+          <w:numId w:val="2"/>
+        </w:numPr>
+        <w:bidi/>
+        <w:spacing w:before="240" w:line="259" w:lineRule="auto"/>
+        <w:rPr>
+          <w:sz w:val="24"/>
+          <w:szCs w:val="24"/>
+        </w:rPr>
+      </w:pPr>
+      <w:r>
+        <w:rPr>
+          <w:sz w:val="24"/>
+          <w:szCs w:val="24"/>
+          <w:rtl/>
+        </w:rPr>
+        <w:t>הייתי רוצה להשתמש במערכת זו לעיתים תכופות</w:t>
+      </w:r>
+      <w:r>
+        <w:rPr>
+          <w:rFonts w:hint="cs"/>
+          <w:b/>
+          <w:bCs/>
+          <w:sz w:val="24"/>
+          <w:szCs w:val="24"/>
+          <w:rtl/>
+        </w:rPr>
+        <w:t xml:space="preserve"> 5</w:t>
+      </w:r>
+    </w:p>
+    <w:p>
+      <w:pPr>
+        <w:numPr>
+          <w:ilvl w:val="0"/>
+          <w:numId w:val="2"/>
+        </w:numPr>
+        <w:bidi/>
+        <w:spacing w:line="259" w:lineRule="auto"/>
+        <w:rPr>
+          <w:sz w:val="24"/>
+          <w:szCs w:val="24"/>
+        </w:rPr>
+      </w:pPr>
+      <w:r>
+        <w:rPr>
+          <w:sz w:val="24"/>
+          <w:szCs w:val="24"/>
+          <w:rtl/>
+        </w:rPr>
+        <w:t>מצאתי כי המערכת מסובכת ללא סיבה</w:t>
+      </w:r>
+      <w:r>
+        <w:rPr>
+          <w:rFonts w:hint="cs"/>
+          <w:sz w:val="24"/>
+          <w:szCs w:val="24"/>
+          <w:rtl/>
+        </w:rPr>
+        <w:t xml:space="preserve"> </w:t>
+      </w:r>
+      <w:r>
+        <w:rPr>
+          <w:rFonts w:hint="cs"/>
+          <w:b/>
+          <w:bCs/>
+          <w:sz w:val="24"/>
+          <w:szCs w:val="24"/>
+          <w:rtl/>
+        </w:rPr>
+        <w:t>1</w:t>
+      </w:r>
+    </w:p>
+    <w:p>
+      <w:pPr>
+        <w:numPr>
+          <w:ilvl w:val="0"/>
+          <w:numId w:val="2"/>
+        </w:numPr>
+        <w:bidi/>
+        <w:spacing w:line="259" w:lineRule="auto"/>
+        <w:rPr>
+          <w:sz w:val="24"/>
+          <w:szCs w:val="24"/>
+        </w:rPr>
+      </w:pPr>
+      <w:r>
+        <w:rPr>
+          <w:sz w:val="24"/>
+          <w:szCs w:val="24"/>
+          <w:rtl/>
+        </w:rPr>
+        <w:t>חשבתי שהמערכת קלה לשימוש</w:t>
+      </w:r>
+      <w:r>
+        <w:rPr>
+          <w:rFonts w:hint="cs"/>
+          <w:sz w:val="24"/>
+          <w:szCs w:val="24"/>
+          <w:rtl/>
+        </w:rPr>
+        <w:t xml:space="preserve"> 5</w:t>
+      </w:r>
+    </w:p>
+    <w:p>
+      <w:pPr>
+        <w:numPr>
+          <w:ilvl w:val="0"/>
+          <w:numId w:val="2"/>
+        </w:numPr>
+        <w:bidi/>
+        <w:spacing w:line="259" w:lineRule="auto"/>
+        <w:rPr>
+          <w:sz w:val="24"/>
+          <w:szCs w:val="24"/>
+        </w:rPr>
+      </w:pPr>
+      <w:r>
+        <w:rPr>
+          <w:sz w:val="24"/>
+          <w:szCs w:val="24"/>
+          <w:rtl/>
+        </w:rPr>
+        <w:t>אזדקק לתמיכת איש טכני כדי שאוכל להשתמש במערכת זו</w:t>
+      </w:r>
+      <w:r>
+        <w:rPr>
+          <w:rFonts w:hint="cs"/>
+          <w:sz w:val="24"/>
+          <w:szCs w:val="24"/>
+          <w:rtl/>
+        </w:rPr>
+        <w:t xml:space="preserve"> </w:t>
+      </w:r>
+      <w:r>
+        <w:rPr>
+          <w:rFonts w:hint="cs"/>
+          <w:b/>
+          <w:bCs/>
+          <w:sz w:val="24"/>
+          <w:szCs w:val="24"/>
+          <w:rtl/>
+        </w:rPr>
+        <w:t>1</w:t>
+      </w:r>
+    </w:p>
+    <w:p>
+      <w:pPr>
+        <w:numPr>
+          <w:ilvl w:val="0"/>
+          <w:numId w:val="2"/>
+        </w:numPr>
+        <w:bidi/>
+        <w:spacing w:line="259" w:lineRule="auto"/>
+        <w:rPr>
+          <w:sz w:val="24"/>
+          <w:szCs w:val="24"/>
+        </w:rPr>
+      </w:pPr>
+      <w:r>
+        <w:rPr>
+          <w:sz w:val="24"/>
+          <w:szCs w:val="24"/>
+          <w:rtl/>
+        </w:rPr>
+        <w:t>מצאתי כי הפונקציות השונות של המערכת היו מתואמות היטב</w:t>
+      </w:r>
+      <w:r>
+        <w:rPr>
+          <w:rFonts w:hint="cs"/>
+          <w:sz w:val="24"/>
+          <w:szCs w:val="24"/>
+          <w:rtl/>
+        </w:rPr>
+        <w:t xml:space="preserve"> </w:t>
+      </w:r>
+      <w:r>
+        <w:rPr>
+          <w:rFonts w:hint="cs"/>
+          <w:b/>
+          <w:bCs/>
+          <w:sz w:val="24"/>
+          <w:szCs w:val="24"/>
+          <w:rtl/>
+        </w:rPr>
+        <w:t>4</w:t>
+      </w:r>
+    </w:p>
+    <w:p>
+      <w:pPr>
+        <w:numPr>
+          <w:ilvl w:val="0"/>
+          <w:numId w:val="2"/>
+        </w:numPr>
+        <w:bidi/>
+        <w:spacing w:line="259" w:lineRule="auto"/>
+        <w:rPr>
+          <w:sz w:val="24"/>
+          <w:szCs w:val="24"/>
+        </w:rPr>
+      </w:pPr>
+      <w:r>
+        <w:rPr>
+          <w:sz w:val="24"/>
+          <w:szCs w:val="24"/>
+          <w:rtl/>
+        </w:rPr>
+        <w:t>חשבתי כי היה יותר מידי חוסר עקביות במערכת זו</w:t>
+      </w:r>
+      <w:r>
+        <w:rPr>
+          <w:rFonts w:hint="cs"/>
+          <w:sz w:val="24"/>
+          <w:szCs w:val="24"/>
+          <w:rtl/>
+        </w:rPr>
+        <w:t xml:space="preserve"> </w:t>
+      </w:r>
+      <w:r>
+        <w:rPr>
+          <w:rFonts w:hint="cs"/>
+          <w:b/>
+          <w:bCs/>
+          <w:sz w:val="24"/>
+          <w:szCs w:val="24"/>
+          <w:rtl/>
+        </w:rPr>
+        <w:t>1</w:t>
+      </w:r>
+    </w:p>
+    <w:p>
+      <w:pPr>
+        <w:numPr>
+          <w:ilvl w:val="0"/>
+          <w:numId w:val="2"/>
+        </w:numPr>
+        <w:bidi/>
+        <w:spacing w:line="259" w:lineRule="auto"/>
+        <w:rPr>
+          <w:sz w:val="24"/>
+          <w:szCs w:val="24"/>
+        </w:rPr>
+      </w:pPr>
+      <w:r>
+        <w:rPr>
+          <w:sz w:val="24"/>
+          <w:szCs w:val="24"/>
+          <w:rtl/>
+        </w:rPr>
+        <w:t>לדעתי רוב האנשים יהיו מסוגלים ללמוד להשתמש במערכת זו בקלות</w:t>
+      </w:r>
+      <w:r>
+        <w:rPr>
+          <w:rFonts w:hint="cs"/>
+          <w:sz w:val="24"/>
+          <w:szCs w:val="24"/>
+          <w:rtl/>
+        </w:rPr>
+        <w:t xml:space="preserve"> </w:t>
+      </w:r>
+      <w:r>
+        <w:rPr>
+          <w:rFonts w:hint="cs"/>
+          <w:b/>
+          <w:bCs/>
+          <w:sz w:val="24"/>
+          <w:szCs w:val="24"/>
+          <w:rtl/>
+        </w:rPr>
+        <w:t>5</w:t>
+      </w:r>
+    </w:p>
+    <w:p>
+      <w:pPr>
+        <w:numPr>
+          <w:ilvl w:val="0"/>
+          <w:numId w:val="2"/>
+        </w:numPr>
+        <w:bidi/>
+        <w:spacing w:line="259" w:lineRule="auto"/>
+        <w:rPr>
+          <w:sz w:val="24"/>
+          <w:szCs w:val="24"/>
+        </w:rPr>
+      </w:pPr>
+      <w:r>
+        <w:rPr>
+          <w:sz w:val="24"/>
+          <w:szCs w:val="24"/>
+          <w:rtl/>
+        </w:rPr>
+        <w:t>מצאתי כי המערכת מאוד מסורבלת לשימוש</w:t>
+      </w:r>
+      <w:r>
+        <w:rPr>
+          <w:rFonts w:hint="cs"/>
+          <w:sz w:val="24"/>
+          <w:szCs w:val="24"/>
+          <w:rtl/>
+        </w:rPr>
+        <w:t xml:space="preserve"> </w:t>
+      </w:r>
+      <w:r>
+        <w:rPr>
+          <w:rFonts w:hint="cs"/>
+          <w:b/>
+          <w:bCs/>
+          <w:sz w:val="24"/>
+          <w:szCs w:val="24"/>
+          <w:rtl/>
+        </w:rPr>
+        <w:t>2</w:t>
+      </w:r>
+    </w:p>
+    <w:p>
+      <w:pPr>
+        <w:numPr>
+          <w:ilvl w:val="0"/>
+          <w:numId w:val="2"/>
+        </w:numPr>
+        <w:bidi/>
+        <w:spacing w:line="259" w:lineRule="auto"/>
+        <w:rPr>
+          <w:sz w:val="24"/>
+          <w:szCs w:val="24"/>
+        </w:rPr>
+      </w:pPr>
+      <w:r>
+        <w:rPr>
+          <w:sz w:val="24"/>
+          <w:szCs w:val="24"/>
+          <w:rtl/>
+        </w:rPr>
+        <w:t>חשתי בטחון רב כאשר השתמשתי במערכת</w:t>
+      </w:r>
+      <w:r>
+        <w:rPr>
+          <w:rFonts w:hint="cs"/>
+          <w:sz w:val="24"/>
+          <w:szCs w:val="24"/>
+          <w:rtl/>
+        </w:rPr>
+        <w:t xml:space="preserve"> </w:t>
+      </w:r>
+      <w:r>
+        <w:rPr>
+          <w:rFonts w:hint="cs"/>
+          <w:b/>
+          <w:bCs/>
+          <w:sz w:val="24"/>
+          <w:szCs w:val="24"/>
+          <w:rtl/>
+        </w:rPr>
+        <w:t>4</w:t>
+      </w:r>
+    </w:p>
+    <w:p>
+      <w:pPr>
+        <w:numPr>
+          <w:ilvl w:val="0"/>
+          <w:numId w:val="2"/>
+        </w:numPr>
+        <w:bidi/>
+        <w:spacing w:after="240" w:line="259" w:lineRule="auto"/>
+        <w:rPr>
+          <w:sz w:val="24"/>
+          <w:szCs w:val="24"/>
+        </w:rPr>
+      </w:pPr>
+      <w:r>
+        <w:rPr>
+          <w:sz w:val="24"/>
+          <w:szCs w:val="24"/>
+          <w:rtl/>
+        </w:rPr>
+        <w:t>עלי ללמוד הרבה דברים לפני שאוכל להשתמש במערכת זו</w:t>
+      </w:r>
+      <w:r>
+        <w:rPr>
+          <w:rFonts w:hint="cs"/>
+          <w:sz w:val="24"/>
+          <w:szCs w:val="24"/>
+          <w:rtl/>
+        </w:rPr>
+        <w:t xml:space="preserve"> </w:t>
+      </w:r>
+      <w:r>
+        <w:rPr>
+          <w:rFonts w:hint="cs"/>
+          <w:b/>
+          <w:bCs/>
+          <w:sz w:val="24"/>
+          <w:szCs w:val="24"/>
+          <w:rtl/>
+        </w:rPr>
+        <w:t>1</w:t>
+      </w:r>
+    </w:p>
+    <w:p>
+      <w:pPr>
+        <w:bidi/>
+        <w:spacing w:before="240" w:line="259" w:lineRule="auto"/>
+        <w:ind w:left="708"/>
+        <w:rPr>
+          <w:b/>
+          <w:bCs/>
+          <w:sz w:val="24"/>
+          <w:szCs w:val="24"/>
+          <w:rtl/>
+        </w:rPr>
+      </w:pPr>
+    </w:p>
+    <w:p>
+      <w:pPr>
+        <w:bidi/>
+        <w:spacing w:before="240" w:line="259" w:lineRule="auto"/>
+        <w:ind w:left="708"/>
+        <w:rPr>
+          <w:sz w:val="24"/>
+          <w:szCs w:val="24"/>
+          <w:rtl/>
+        </w:rPr>
+      </w:pPr>
+      <w:r>
+        <w:rPr>
+          <w:rFonts w:hint="cs"/>
+          <w:b/>
+          <w:bCs/>
+          <w:sz w:val="24"/>
+          <w:szCs w:val="24"/>
+          <w:rtl/>
+        </w:rPr>
+        <w:lastRenderedPageBreak/>
+        <w:t>שאלון</w:t>
+      </w:r>
+      <w:r>
+        <w:rPr>
+          <w:rFonts w:hint="cs"/>
+          <w:sz w:val="24"/>
+          <w:szCs w:val="24"/>
+          <w:rtl/>
+        </w:rPr>
+        <w:t xml:space="preserve"> </w:t>
+      </w:r>
+      <w:r>
+        <w:rPr>
+          <w:b/>
+          <w:bCs/>
+          <w:sz w:val="24"/>
+          <w:szCs w:val="24"/>
+        </w:rPr>
+        <w:t>Engagement</w:t>
+      </w:r>
+    </w:p>
+    <w:p>
+      <w:pPr>
+        <w:pStyle w:val="a8"/>
+        <w:numPr>
+          <w:ilvl w:val="3"/>
+          <w:numId w:val="2"/>
+        </w:numPr>
+        <w:bidi/>
+        <w:spacing w:before="240" w:line="259" w:lineRule="auto"/>
+        <w:rPr>
+          <w:sz w:val="24"/>
+          <w:szCs w:val="24"/>
+        </w:rPr>
+      </w:pPr>
+      <w:r>
+        <w:rPr>
+          <w:sz w:val="24"/>
+          <w:szCs w:val="24"/>
+          <w:rtl/>
+        </w:rPr>
+        <w:t>הזמן "טס" במהלך ההתנסות</w:t>
+      </w:r>
+      <w:r>
+        <w:rPr>
+          <w:rFonts w:hint="cs"/>
+          <w:sz w:val="24"/>
+          <w:szCs w:val="24"/>
+          <w:rtl/>
+        </w:rPr>
+        <w:t xml:space="preserve"> </w:t>
+      </w:r>
+      <w:r>
+        <w:rPr>
+          <w:rFonts w:hint="cs"/>
+          <w:b/>
+          <w:bCs/>
+          <w:sz w:val="24"/>
+          <w:szCs w:val="24"/>
+          <w:rtl/>
+        </w:rPr>
+        <w:t>7</w:t>
+      </w:r>
+    </w:p>
+    <w:p>
+      <w:pPr>
+        <w:pStyle w:val="a8"/>
+        <w:numPr>
+          <w:ilvl w:val="3"/>
+          <w:numId w:val="2"/>
+        </w:numPr>
+        <w:bidi/>
+        <w:spacing w:before="240" w:line="259" w:lineRule="auto"/>
+        <w:rPr>
+          <w:sz w:val="24"/>
+          <w:szCs w:val="24"/>
+        </w:rPr>
+      </w:pPr>
+      <w:r>
+        <w:rPr>
+          <w:sz w:val="24"/>
+          <w:szCs w:val="24"/>
+          <w:rtl/>
+        </w:rPr>
+        <w:t>ביצעתי את ההתנסות בהנאה רבה</w:t>
+      </w:r>
+      <w:r>
+        <w:rPr>
+          <w:rFonts w:hint="cs"/>
+          <w:sz w:val="24"/>
+          <w:szCs w:val="24"/>
+          <w:rtl/>
+        </w:rPr>
+        <w:t xml:space="preserve"> </w:t>
+      </w:r>
+      <w:r>
+        <w:rPr>
+          <w:rFonts w:hint="cs"/>
+          <w:b/>
+          <w:bCs/>
+          <w:sz w:val="24"/>
+          <w:szCs w:val="24"/>
+          <w:rtl/>
+        </w:rPr>
+        <w:t>6</w:t>
+      </w:r>
+    </w:p>
+    <w:p>
+      <w:pPr>
+        <w:pStyle w:val="a8"/>
+        <w:numPr>
+          <w:ilvl w:val="3"/>
+          <w:numId w:val="2"/>
+        </w:numPr>
+        <w:bidi/>
+        <w:spacing w:before="240" w:line="259" w:lineRule="auto"/>
+        <w:rPr>
+          <w:sz w:val="24"/>
+          <w:szCs w:val="24"/>
+        </w:rPr>
+      </w:pPr>
+      <w:r>
+        <w:rPr>
+          <w:sz w:val="24"/>
+          <w:szCs w:val="24"/>
+          <w:rtl/>
+        </w:rPr>
+        <w:t>ההתנסות הי</w:t>
+      </w:r>
+      <w:r>
+        <w:rPr>
+          <w:rFonts w:hint="cs"/>
+          <w:sz w:val="24"/>
+          <w:szCs w:val="24"/>
+          <w:rtl/>
+        </w:rPr>
+        <w:t>י</w:t>
+      </w:r>
+      <w:r>
+        <w:rPr>
+          <w:sz w:val="24"/>
+          <w:szCs w:val="24"/>
+          <w:rtl/>
+        </w:rPr>
+        <w:t>תה בעלת משמעות ומטרה</w:t>
+      </w:r>
+      <w:r>
+        <w:rPr>
+          <w:rFonts w:hint="cs"/>
+          <w:sz w:val="24"/>
+          <w:szCs w:val="24"/>
+          <w:rtl/>
+        </w:rPr>
+        <w:t xml:space="preserve"> </w:t>
+      </w:r>
+      <w:r>
+        <w:rPr>
+          <w:rFonts w:hint="cs"/>
+          <w:b/>
+          <w:bCs/>
+          <w:sz w:val="24"/>
+          <w:szCs w:val="24"/>
+          <w:rtl/>
+        </w:rPr>
+        <w:t>7</w:t>
+      </w:r>
+    </w:p>
+    <w:p>
+      <w:pPr>
+        <w:pStyle w:val="a8"/>
+        <w:numPr>
+          <w:ilvl w:val="3"/>
+          <w:numId w:val="2"/>
+        </w:numPr>
+        <w:bidi/>
+        <w:spacing w:before="240" w:line="259" w:lineRule="auto"/>
+        <w:rPr>
+          <w:sz w:val="24"/>
+          <w:szCs w:val="24"/>
+        </w:rPr>
+      </w:pPr>
+      <w:r>
+        <w:rPr>
+          <w:sz w:val="24"/>
+          <w:szCs w:val="24"/>
+          <w:rtl/>
+        </w:rPr>
+        <w:t>ההתנסות ה</w:t>
+      </w:r>
+      <w:r>
+        <w:rPr>
+          <w:rFonts w:hint="cs"/>
+          <w:sz w:val="24"/>
+          <w:szCs w:val="24"/>
+          <w:rtl/>
+        </w:rPr>
+        <w:t>י</w:t>
+      </w:r>
+      <w:r>
+        <w:rPr>
+          <w:sz w:val="24"/>
+          <w:szCs w:val="24"/>
+          <w:rtl/>
+        </w:rPr>
+        <w:t>יתה מאתגרת עבורי</w:t>
+      </w:r>
+      <w:r>
+        <w:rPr>
+          <w:rFonts w:hint="cs"/>
+          <w:sz w:val="24"/>
+          <w:szCs w:val="24"/>
+          <w:rtl/>
+        </w:rPr>
+        <w:t xml:space="preserve"> </w:t>
+      </w:r>
+      <w:r>
+        <w:rPr>
+          <w:rFonts w:hint="cs"/>
+          <w:b/>
+          <w:bCs/>
+          <w:sz w:val="24"/>
+          <w:szCs w:val="24"/>
+          <w:rtl/>
+        </w:rPr>
+        <w:t>2</w:t>
+      </w:r>
+    </w:p>
+    <w:p>
+      <w:pPr>
+        <w:pStyle w:val="a8"/>
+        <w:numPr>
+          <w:ilvl w:val="3"/>
+          <w:numId w:val="2"/>
+        </w:numPr>
+        <w:bidi/>
+        <w:spacing w:before="240" w:line="259" w:lineRule="auto"/>
+        <w:rPr>
+          <w:sz w:val="24"/>
+          <w:szCs w:val="24"/>
+        </w:rPr>
+      </w:pPr>
+      <w:r>
+        <w:rPr>
+          <w:sz w:val="24"/>
+          <w:szCs w:val="24"/>
+          <w:rtl/>
+        </w:rPr>
+        <w:t>התמדתי בהתנסות גם כאשר הדברים לא התקדמו בצורה טובה</w:t>
+      </w:r>
+      <w:r>
+        <w:rPr>
+          <w:rFonts w:hint="cs"/>
+          <w:sz w:val="24"/>
+          <w:szCs w:val="24"/>
+          <w:rtl/>
+        </w:rPr>
+        <w:t xml:space="preserve"> </w:t>
+      </w:r>
+      <w:r>
+        <w:rPr>
+          <w:rFonts w:hint="cs"/>
+          <w:b/>
+          <w:bCs/>
+          <w:sz w:val="24"/>
+          <w:szCs w:val="24"/>
+          <w:rtl/>
+        </w:rPr>
+        <w:t>6</w:t>
+      </w:r>
+    </w:p>
+    <w:p>
+      <w:pPr>
+        <w:bidi/>
+        <w:spacing w:before="240" w:after="240" w:line="259" w:lineRule="auto"/>
+        <w:rPr>
+          <w:sz w:val="24"/>
+          <w:szCs w:val="24"/>
+        </w:rPr>
+      </w:pPr>
+      <w:r>
+        <w:rPr>
+          <w:rFonts w:hint="cs"/>
+          <w:sz w:val="24"/>
+          <w:szCs w:val="24"/>
+          <w:rtl/>
+        </w:rPr>
+        <w:t xml:space="preserve">         </w:t>
+      </w:r>
+      <w:r>
+        <w:rPr>
+          <w:sz w:val="24"/>
+          <w:szCs w:val="24"/>
+          <w:rtl/>
+        </w:rPr>
+        <w:t>לבסוף, ענה בפירוט על שלוש שאלות פתוחות:</w:t>
+      </w:r>
+    </w:p>
+    <w:p>
+      <w:pPr>
+        <w:numPr>
+          <w:ilvl w:val="0"/>
+          <w:numId w:val="4"/>
+        </w:numPr>
+        <w:bidi/>
+        <w:spacing w:before="240" w:line="259" w:lineRule="auto"/>
+        <w:rPr>
+          <w:sz w:val="24"/>
+          <w:szCs w:val="24"/>
+        </w:rPr>
+      </w:pPr>
+      <w:r>
+        <w:rPr>
+          <w:sz w:val="24"/>
+          <w:szCs w:val="24"/>
+          <w:rtl/>
+        </w:rPr>
+        <w:t xml:space="preserve">האם לדעתך המערכת מותאמת לאוכלוסייה אליה היא מכוונת? </w:t>
+      </w:r>
+      <w:r>
+        <w:rPr>
+          <w:rFonts w:hint="cs"/>
+          <w:b/>
+          <w:bCs/>
+          <w:sz w:val="24"/>
+          <w:szCs w:val="24"/>
+          <w:rtl/>
+        </w:rPr>
+        <w:t>כן מתאימה היטב</w:t>
+      </w:r>
+      <w:r>
+        <w:rPr>
+          <w:rFonts w:hint="cs"/>
+          <w:sz w:val="24"/>
+          <w:szCs w:val="24"/>
+          <w:rtl/>
+        </w:rPr>
+        <w:t xml:space="preserve"> </w:t>
+      </w:r>
+    </w:p>
+    <w:p>
+      <w:pPr>
+        <w:numPr>
+          <w:ilvl w:val="0"/>
+          <w:numId w:val="4"/>
+        </w:numPr>
+        <w:bidi/>
+        <w:spacing w:line="259" w:lineRule="auto"/>
+        <w:rPr>
+          <w:b/>
+          <w:bCs/>
+          <w:sz w:val="24"/>
+          <w:szCs w:val="24"/>
+        </w:rPr>
+      </w:pPr>
+      <w:r>
+        <w:rPr>
+          <w:sz w:val="24"/>
+          <w:szCs w:val="24"/>
+          <w:rtl/>
+        </w:rPr>
+        <w:t>אלמנטים שאהבת במערכת</w:t>
+      </w:r>
+      <w:r>
+        <w:rPr>
+          <w:rFonts w:hint="cs"/>
+          <w:sz w:val="24"/>
+          <w:szCs w:val="24"/>
+          <w:rtl/>
+        </w:rPr>
+        <w:t xml:space="preserve">? </w:t>
+      </w:r>
+      <w:r>
+        <w:rPr>
+          <w:rFonts w:hint="cs"/>
+          <w:b/>
+          <w:bCs/>
+          <w:sz w:val="24"/>
+          <w:szCs w:val="24"/>
+          <w:rtl/>
+        </w:rPr>
+        <w:t>טבלה אחת מסודרת שמרכזת את כל הנבדקים ו</w:t>
+      </w:r>
+      <w:r>
+        <w:rPr>
+          <w:rFonts w:hint="cs"/>
+          <w:b/>
+          <w:bCs/>
+          <w:sz w:val="24"/>
+          <w:szCs w:val="24"/>
+          <w:rtl/>
+        </w:rPr>
+        <w:t>א</w:t>
+      </w:r>
+      <w:r>
+        <w:rPr>
+          <w:rFonts w:hint="cs"/>
+          <w:b/>
+          <w:bCs/>
+          <w:sz w:val="24"/>
+          <w:szCs w:val="24"/>
+          <w:rtl/>
+        </w:rPr>
+        <w:t xml:space="preserve">ת מצבם הרפואי </w:t>
+      </w:r>
+    </w:p>
+    <w:p>
+      <w:pPr>
+        <w:numPr>
+          <w:ilvl w:val="0"/>
+          <w:numId w:val="4"/>
+        </w:numPr>
+        <w:bidi/>
+        <w:spacing w:line="259" w:lineRule="auto"/>
+        <w:rPr>
+          <w:sz w:val="24"/>
+          <w:szCs w:val="24"/>
+        </w:rPr>
+      </w:pPr>
+      <w:r>
+        <w:rPr>
+          <w:sz w:val="24"/>
+          <w:szCs w:val="24"/>
+          <w:rtl/>
+        </w:rPr>
+        <w:t>אלמנטים שיש לשפר במערכת</w:t>
+      </w:r>
+      <w:r>
+        <w:rPr>
+          <w:rFonts w:hint="cs"/>
+          <w:sz w:val="24"/>
+          <w:szCs w:val="24"/>
+          <w:rtl/>
+        </w:rPr>
+        <w:t xml:space="preserve">? </w:t>
+      </w:r>
+      <w:r>
+        <w:rPr>
+          <w:rFonts w:hint="cs"/>
+          <w:b/>
+          <w:bCs/>
+          <w:sz w:val="24"/>
+          <w:szCs w:val="24"/>
+          <w:rtl/>
+        </w:rPr>
+        <w:t>פיצ'</w:t>
+      </w:r>
+      <w:r>
+        <w:rPr>
+          <w:rFonts w:hint="eastAsia"/>
+          <w:b/>
+          <w:bCs/>
+          <w:sz w:val="24"/>
+          <w:szCs w:val="24"/>
+          <w:rtl/>
+        </w:rPr>
+        <w:t>ר</w:t>
+      </w:r>
+      <w:r>
+        <w:rPr>
+          <w:rFonts w:hint="cs"/>
+          <w:b/>
+          <w:bCs/>
+          <w:sz w:val="24"/>
+          <w:szCs w:val="24"/>
+          <w:rtl/>
+        </w:rPr>
+        <w:t xml:space="preserve"> ה</w:t>
+      </w:r>
+      <w:r>
+        <w:rPr>
+          <w:b/>
+          <w:bCs/>
+          <w:sz w:val="24"/>
+          <w:szCs w:val="24"/>
+          <w:lang w:val="en-US"/>
+        </w:rPr>
+        <w:t>suspend</w:t>
+      </w:r>
+      <w:r>
+        <w:rPr>
+          <w:rFonts w:hint="cs"/>
+          <w:b/>
+          <w:bCs/>
+          <w:sz w:val="24"/>
+          <w:szCs w:val="24"/>
+          <w:rtl/>
+          <w:lang w:val="en-US"/>
+        </w:rPr>
+        <w:t xml:space="preserve"> לא ברור , יש לו משמעות כפולה</w:t>
+      </w:r>
+    </w:p>
+    <w:p>
+      <w:pPr>
+        <w:pStyle w:val="a8"/>
+        <w:bidi/>
+        <w:spacing w:line="480" w:lineRule="auto"/>
+        <w:ind w:left="785" w:right="357"/>
+        <w:rPr>
+          <w:rFonts w:hint="cs"/>
+          <w:b/>
+          <w:bCs/>
           <w:rtl/>
         </w:rPr>
       </w:pPr>
@@ -1702,7 +2558,6 @@
         <w:rPr>
           <w:rtl/>
         </w:rPr>
-        <w:lastRenderedPageBreak/>
         <w:t xml:space="preserve">ציון ה </w:t>
       </w:r>
       <w:r>
@@ -1718,9 +2573,138 @@
       </w:r>
       <w:r>
         <w:rPr>
-          <w:rtl/>
-        </w:rPr>
-        <w:t>מה משמעות הציון?</w:t>
+          <w:rFonts w:hint="cs"/>
+          <w:rtl/>
+        </w:rPr>
+        <w:t>92</w:t>
+      </w:r>
+    </w:p>
+    <w:p>
+      <w:pPr>
+        <w:pStyle w:val="a8"/>
+        <w:numPr>
+          <w:ilvl w:val="3"/>
+          <w:numId w:val="3"/>
+        </w:numPr>
+        <w:bidi/>
+        <w:spacing w:line="480" w:lineRule="auto"/>
+        <w:ind w:right="357"/>
+      </w:pPr>
+      <w:r>
+        <w:rPr>
+          <w:rFonts w:hint="cs"/>
+          <w:rtl/>
+          <w:lang w:val="en-US"/>
+        </w:rPr>
+        <w:t xml:space="preserve">משמעות ציון ה </w:t>
+      </w:r>
+      <w:r>
+        <w:rPr>
+          <w:lang w:val="en-US"/>
+        </w:rPr>
+        <w:t>SUS</w:t>
+      </w:r>
+      <w:r>
+        <w:rPr>
+          <w:rFonts w:hint="cs"/>
+          <w:rtl/>
+          <w:lang w:val="en-US"/>
+        </w:rPr>
+        <w:t xml:space="preserve"> : </w:t>
+      </w:r>
+      <w:r>
+        <w:rPr>
+          <w:rtl/>
+          <w:lang w:val="en-US"/>
+        </w:rPr>
+        <w:t xml:space="preserve">זה אומר שאם </w:t>
+      </w:r>
+      <w:r>
+        <w:rPr>
+          <w:rFonts w:hint="cs"/>
+          <w:rtl/>
+          <w:lang w:val="en-US"/>
+        </w:rPr>
+        <w:t>ניקח</w:t>
+      </w:r>
+      <w:r>
+        <w:rPr>
+          <w:rtl/>
+          <w:lang w:val="en-US"/>
+        </w:rPr>
+        <w:t xml:space="preserve"> אדם שמעולם לא ראה את המערכת של</w:t>
+      </w:r>
+      <w:r>
+        <w:rPr>
+          <w:rFonts w:hint="cs"/>
+          <w:rtl/>
+          <w:lang w:val="en-US"/>
+        </w:rPr>
+        <w:t>נו</w:t>
+      </w:r>
+      <w:r>
+        <w:rPr>
+          <w:rtl/>
+          <w:lang w:val="en-US"/>
+        </w:rPr>
+        <w:t xml:space="preserve"> ו</w:t>
+      </w:r>
+      <w:r>
+        <w:rPr>
+          <w:rFonts w:hint="cs"/>
+          <w:rtl/>
+          <w:lang w:val="en-US"/>
+        </w:rPr>
+        <w:t>נושיב</w:t>
+      </w:r>
+      <w:r>
+        <w:rPr>
+          <w:rtl/>
+          <w:lang w:val="en-US"/>
+        </w:rPr>
+        <w:t xml:space="preserve"> אותו מולה, הוא כנראה יבין מהר מאוד מה צריך לעשות. הוא לא יצטרך לקרוא מדריך ארוך, תמיכה טכנית</w:t>
+      </w:r>
+      <w:r>
+        <w:rPr>
+          <w:rFonts w:hint="cs"/>
+          <w:rtl/>
+          <w:lang w:val="en-US"/>
+        </w:rPr>
+        <w:t xml:space="preserve"> </w:t>
+      </w:r>
+      <w:r>
+        <w:rPr>
+          <w:rtl/>
+          <w:lang w:val="en-US"/>
+        </w:rPr>
+        <w:t xml:space="preserve">ולא ירגיש מתוסכל. </w:t>
+      </w:r>
+      <w:proofErr w:type="spellStart"/>
+      <w:r>
+        <w:rPr>
+          <w:rtl/>
+          <w:lang w:val="en-US"/>
+        </w:rPr>
+        <w:t>הכל</w:t>
+      </w:r>
+      <w:proofErr w:type="spellEnd"/>
+      <w:r>
+        <w:rPr>
+          <w:rtl/>
+          <w:lang w:val="en-US"/>
+        </w:rPr>
+        <w:t xml:space="preserve"> בנוי בצורה הגיוני</w:t>
+      </w:r>
+      <w:r>
+        <w:rPr>
+          <w:rFonts w:hint="cs"/>
+          <w:rtl/>
+          <w:lang w:val="en-US"/>
+        </w:rPr>
+        <w:t xml:space="preserve">ת לאדם </w:t>
+      </w:r>
+      <w:r>
+        <w:t>.</w:t>
       </w:r>
     </w:p>
     <w:p>
@@ -1887,6 +2871,40 @@
                 <w:szCs w:val="24"/>
               </w:rPr>
             </w:pPr>
+            <w:r>
+              <w:rPr>
+                <w:rFonts w:ascii="Calibri" w:eastAsia="Calibri" w:hAnsi="Calibri" w:cs="Calibri"/>
+                <w:sz w:val="24"/>
+                <w:szCs w:val="24"/>
+                <w:rtl/>
+              </w:rPr>
+              <w:t>פיצ'ר ה</w:t>
+            </w:r>
+            <w:r>
+              <w:rPr>
+                <w:rFonts w:ascii="Calibri" w:eastAsia="Calibri" w:hAnsi="Calibri" w:cs="Calibri"/>
+                <w:sz w:val="24"/>
+                <w:szCs w:val="24"/>
+              </w:rPr>
+              <w:t xml:space="preserve">-Suspend </w:t>
+            </w:r>
+            <w:r>
+              <w:rPr>
+                <w:rFonts w:ascii="Calibri" w:eastAsia="Calibri" w:hAnsi="Calibri" w:cs="Calibri"/>
+                <w:sz w:val="24"/>
+                <w:szCs w:val="24"/>
+                <w:rtl/>
+              </w:rPr>
+              <w:t>לא ברור, יש לו משמעות כפולה</w:t>
+            </w:r>
+            <w:r>
+              <w:rPr>
+                <w:rFonts w:ascii="Calibri" w:eastAsia="Calibri" w:hAnsi="Calibri" w:cs="Calibri"/>
+                <w:sz w:val="24"/>
+                <w:szCs w:val="24"/>
+              </w:rPr>
+              <w:t>"</w:t>
+            </w:r>
           </w:p>
         </w:tc>
         <w:tc>
@@ -1903,6 +2921,15 @@
                 <w:szCs w:val="24"/>
               </w:rPr>
             </w:pPr>
+            <w:r>
+              <w:rPr>
+                <w:rFonts w:ascii="Calibri" w:eastAsia="Calibri" w:hAnsi="Calibri" w:cs="Calibri" w:hint="cs"/>
+                <w:sz w:val="24"/>
+                <w:szCs w:val="24"/>
+                <w:rtl/>
+              </w:rPr>
+              <w:t>לקוח</w:t>
+            </w:r>
           </w:p>
         </w:tc>
         <w:tc>
@@ -1919,6 +2946,15 @@
                 <w:szCs w:val="24"/>
               </w:rPr>
             </w:pPr>
+            <w:r>
+              <w:rPr>
+                <w:rFonts w:ascii="Calibri" w:eastAsia="Calibri" w:hAnsi="Calibri" w:cs="Calibri" w:hint="cs"/>
+                <w:sz w:val="24"/>
+                <w:szCs w:val="24"/>
+                <w:rtl/>
+              </w:rPr>
+              <w:t>כן</w:t>
+            </w:r>
           </w:p>
         </w:tc>
         <w:tc>
@@ -1935,204 +2971,86 @@
                 <w:szCs w:val="24"/>
               </w:rPr>
             </w:pPr>
-          </w:p>
-        </w:tc>
-      </w:tr>
-      <w:tr>
-        <w:tc>
-          <w:tcPr>
-            <w:tcW w:w="2145" w:type="dxa"/>
-          </w:tcPr>
-          <w:p>
-            <w:pPr>
-              <w:bidi/>
-              <w:spacing w:line="259" w:lineRule="auto"/>
+            <w:r>
               <w:rPr>
                 <w:rFonts w:ascii="Calibri" w:eastAsia="Calibri" w:hAnsi="Calibri" w:cs="Calibri"/>
                 <w:sz w:val="24"/>
                 <w:szCs w:val="24"/>
-              </w:rPr>
-            </w:pPr>
-          </w:p>
-        </w:tc>
-        <w:tc>
-          <w:tcPr>
-            <w:tcW w:w="1725" w:type="dxa"/>
-          </w:tcPr>
-          <w:p>
-            <w:pPr>
-              <w:bidi/>
-              <w:spacing w:line="259" w:lineRule="auto"/>
+                <w:rtl/>
+              </w:rPr>
+              <w:t xml:space="preserve">חוסר </w:t>
+            </w:r>
+            <w:r>
+              <w:rPr>
+                <w:rFonts w:ascii="Calibri" w:eastAsia="Calibri" w:hAnsi="Calibri" w:cs="Calibri" w:hint="cs"/>
+                <w:sz w:val="24"/>
+                <w:szCs w:val="24"/>
+                <w:rtl/>
+              </w:rPr>
+              <w:t>הבנה</w:t>
+            </w:r>
+            <w:r>
               <w:rPr>
                 <w:rFonts w:ascii="Calibri" w:eastAsia="Calibri" w:hAnsi="Calibri" w:cs="Calibri"/>
                 <w:sz w:val="24"/>
                 <w:szCs w:val="24"/>
-              </w:rPr>
-            </w:pPr>
-          </w:p>
-        </w:tc>
-        <w:tc>
-          <w:tcPr>
-            <w:tcW w:w="3120" w:type="dxa"/>
-          </w:tcPr>
-          <w:p>
-            <w:pPr>
-              <w:bidi/>
-              <w:spacing w:line="259" w:lineRule="auto"/>
+                <w:rtl/>
+              </w:rPr>
+              <w:t xml:space="preserve"> בממשק המשתמש עלול להוביל לטעויות או לתסכול. </w:t>
+            </w:r>
+            <w:r>
+              <w:rPr>
+                <w:rFonts w:ascii="Calibri" w:eastAsia="Calibri" w:hAnsi="Calibri" w:cs="Calibri" w:hint="cs"/>
+                <w:sz w:val="24"/>
+                <w:szCs w:val="24"/>
+                <w:rtl/>
+              </w:rPr>
+              <w:t>בגלל זה אפשר לשנות את</w:t>
+            </w:r>
+            <w:r>
               <w:rPr>
                 <w:rFonts w:ascii="Calibri" w:eastAsia="Calibri" w:hAnsi="Calibri" w:cs="Calibri"/>
                 <w:sz w:val="24"/>
                 <w:szCs w:val="24"/>
-              </w:rPr>
-            </w:pPr>
-          </w:p>
-        </w:tc>
-        <w:tc>
-          <w:tcPr>
-            <w:tcW w:w="2385" w:type="dxa"/>
-          </w:tcPr>
-          <w:p>
-            <w:pPr>
-              <w:bidi/>
-              <w:spacing w:line="259" w:lineRule="auto"/>
+                <w:rtl/>
+              </w:rPr>
+              <w:t xml:space="preserve"> הטקסט של הכפתור ל</w:t>
+            </w:r>
+            <w:r>
+              <w:rPr>
+                <w:rFonts w:ascii="Calibri" w:eastAsia="Calibri" w:hAnsi="Calibri" w:cs="Calibri" w:hint="cs"/>
+                <w:sz w:val="24"/>
+                <w:szCs w:val="24"/>
+                <w:rtl/>
+              </w:rPr>
+              <w:t>ביטוי</w:t>
+            </w:r>
+            <w:r>
               <w:rPr>
                 <w:rFonts w:ascii="Calibri" w:eastAsia="Calibri" w:hAnsi="Calibri" w:cs="Calibri"/>
                 <w:sz w:val="24"/>
                 <w:szCs w:val="24"/>
-              </w:rPr>
-            </w:pPr>
-          </w:p>
-        </w:tc>
-      </w:tr>
-      <w:tr>
-        <w:tc>
-          <w:tcPr>
-            <w:tcW w:w="2145" w:type="dxa"/>
-          </w:tcPr>
-          <w:p>
-            <w:pPr>
-              <w:bidi/>
-              <w:spacing w:line="259" w:lineRule="auto"/>
+                <w:rtl/>
+              </w:rPr>
+              <w:t xml:space="preserve"> מדויק יותר ("הקפא משתתף" / "השהה מדידה") או להוסיף חלונית הסבר</w:t>
+            </w:r>
+            <w:r>
               <w:rPr>
                 <w:rFonts w:ascii="Calibri" w:eastAsia="Calibri" w:hAnsi="Calibri" w:cs="Calibri"/>
                 <w:sz w:val="24"/>
                 <w:szCs w:val="24"/>
               </w:rPr>
-            </w:pPr>
-          </w:p>
-        </w:tc>
-        <w:tc>
-          <w:tcPr>
-            <w:tcW w:w="1725" w:type="dxa"/>
-          </w:tcPr>
-          <w:p>
-            <w:pPr>
-              <w:bidi/>
-              <w:spacing w:line="259" w:lineRule="auto"/>
+              <w:t xml:space="preserve"> </w:t>
+            </w:r>
+            <w:r>
               <w:rPr>
                 <w:rFonts w:ascii="Calibri" w:eastAsia="Calibri" w:hAnsi="Calibri" w:cs="Calibri"/>
                 <w:sz w:val="24"/>
                 <w:szCs w:val="24"/>
-              </w:rPr>
-            </w:pPr>
-          </w:p>
-        </w:tc>
-        <w:tc>
-          <w:tcPr>
-            <w:tcW w:w="3120" w:type="dxa"/>
-          </w:tcPr>
-          <w:p>
-            <w:pPr>
-              <w:bidi/>
-              <w:spacing w:line="259" w:lineRule="auto"/>
-              <w:rPr>
-                <w:rFonts w:ascii="Calibri" w:eastAsia="Calibri" w:hAnsi="Calibri" w:cs="Calibri"/>
-                <w:sz w:val="24"/>
-                <w:szCs w:val="24"/>
-              </w:rPr>
-            </w:pPr>
-          </w:p>
-        </w:tc>
-        <w:tc>
-          <w:tcPr>
-            <w:tcW w:w="2385" w:type="dxa"/>
-          </w:tcPr>
-          <w:p>
-            <w:pPr>
-              <w:bidi/>
-              <w:spacing w:line="259" w:lineRule="auto"/>
-              <w:rPr>
-                <w:rFonts w:ascii="Calibri" w:eastAsia="Calibri" w:hAnsi="Calibri" w:cs="Calibri"/>
-                <w:sz w:val="24"/>
-                <w:szCs w:val="24"/>
-              </w:rPr>
-            </w:pPr>
-          </w:p>
-        </w:tc>
-      </w:tr>
-      <w:tr>
-        <w:tc>
-          <w:tcPr>
-            <w:tcW w:w="2145" w:type="dxa"/>
-          </w:tcPr>
-          <w:p>
-            <w:pPr>
-              <w:bidi/>
-              <w:spacing w:line="259" w:lineRule="auto"/>
-              <w:rPr>
-                <w:rFonts w:ascii="Calibri" w:eastAsia="Calibri" w:hAnsi="Calibri" w:cs="Calibri"/>
-                <w:sz w:val="24"/>
-                <w:szCs w:val="24"/>
-              </w:rPr>
-            </w:pPr>
-          </w:p>
-        </w:tc>
-        <w:tc>
-          <w:tcPr>
-            <w:tcW w:w="1725" w:type="dxa"/>
-          </w:tcPr>
-          <w:p>
-            <w:pPr>
-              <w:bidi/>
-              <w:spacing w:line="259" w:lineRule="auto"/>
-              <w:rPr>
-                <w:rFonts w:ascii="Calibri" w:eastAsia="Calibri" w:hAnsi="Calibri" w:cs="Calibri"/>
-                <w:sz w:val="24"/>
-                <w:szCs w:val="24"/>
-              </w:rPr>
-            </w:pPr>
-          </w:p>
-        </w:tc>
-        <w:tc>
-          <w:tcPr>
-            <w:tcW w:w="3120" w:type="dxa"/>
-          </w:tcPr>
-          <w:p>
-            <w:pPr>
-              <w:bidi/>
-              <w:spacing w:line="259" w:lineRule="auto"/>
-              <w:rPr>
-                <w:rFonts w:ascii="Calibri" w:eastAsia="Calibri" w:hAnsi="Calibri" w:cs="Calibri"/>
-                <w:sz w:val="24"/>
-                <w:szCs w:val="24"/>
-              </w:rPr>
-            </w:pPr>
-          </w:p>
-        </w:tc>
-        <w:tc>
-          <w:tcPr>
-            <w:tcW w:w="2385" w:type="dxa"/>
-          </w:tcPr>
-          <w:p>
-            <w:pPr>
-              <w:bidi/>
-              <w:spacing w:line="259" w:lineRule="auto"/>
-              <w:rPr>
-                <w:rFonts w:ascii="Calibri" w:eastAsia="Calibri" w:hAnsi="Calibri" w:cs="Calibri"/>
-                <w:sz w:val="24"/>
-                <w:szCs w:val="24"/>
-              </w:rPr>
-            </w:pPr>
+                <w:rtl/>
+              </w:rPr>
+              <w:t>שמופיעה בעת מעבר עם העכבר</w:t>
+            </w:r>
           </w:p>
         </w:tc>
       </w:tr>
@@ -2150,18 +3068,6 @@
         <w:ind w:right="357"/>
         <w:jc w:val="both"/>
         <w:rPr>
-          <w:highlight w:val="yellow"/>
-        </w:rPr>
-      </w:pPr>
-    </w:p>
-    <w:p>
-      <w:pPr>
-        <w:bidi/>
-        <w:spacing w:after="160" w:line="360" w:lineRule="auto"/>
-        <w:ind w:left="-58" w:right="357"/>
-        <w:jc w:val="both"/>
-        <w:rPr>
-          <w:rFonts w:hint="cs"/>
           <w:rtl/>
           <w:lang w:val="en-US"/>
         </w:rPr>
@@ -2831,7 +3737,7 @@
       <w:lvlText w:val="%1."/>
       <w:lvlJc w:val="left"/>
       <w:pPr>
-        <w:ind w:left="720" w:hanging="360"/>
+        <w:ind w:left="1068" w:hanging="360"/>
       </w:pPr>
       <w:rPr>
         <w:u w:val="none"/>
@@ -2843,7 +3749,7 @@
       <w:lvlText w:val="%2."/>
       <w:lvlJc w:val="left"/>
       <w:pPr>
-        <w:ind w:left="1440" w:hanging="360"/>
+        <w:ind w:left="1788" w:hanging="360"/>
       </w:pPr>
       <w:rPr>
         <w:u w:val="none"/>
@@ -2855,7 +3761,7 @@
       <w:lvlText w:val="%3."/>
       <w:lvlJc w:val="left"/>
       <w:pPr>
-        <w:ind w:left="2160" w:hanging="360"/>
+        <w:ind w:left="2508" w:hanging="360"/>
       </w:pPr>
       <w:rPr>
         <w:u w:val="none"/>
@@ -2867,7 +3773,7 @@
       <w:lvlText w:val="%4."/>
       <w:lvlJc w:val="left"/>
       <w:pPr>
-        <w:ind w:left="2880" w:hanging="360"/>
+        <w:ind w:left="1068" w:hanging="360"/>
       </w:pPr>
       <w:rPr>
         <w:u w:val="none"/>
@@ -2879,7 +3785,7 @@
       <w:lvlText w:val="%5."/>
       <w:lvlJc w:val="left"/>
       <w:pPr>
-        <w:ind w:left="3600" w:hanging="360"/>
+        <w:ind w:left="3948" w:hanging="360"/>
       </w:pPr>
       <w:rPr>
         <w:u w:val="none"/>
@@ -2891,7 +3797,7 @@
       <w:lvlText w:val="%6."/>
       <w:lvlJc w:val="left"/>
       <w:pPr>
-        <w:ind w:left="4320" w:hanging="360"/>
+        <w:ind w:left="4668" w:hanging="360"/>
       </w:pPr>
       <w:rPr>
         <w:u w:val="none"/>
@@ -2903,7 +3809,7 @@
       <w:lvlText w:val="%7."/>
       <w:lvlJc w:val="left"/>
       <w:pPr>
-        <w:ind w:left="5040" w:hanging="360"/>
+        <w:ind w:left="5388" w:hanging="360"/>
       </w:pPr>
       <w:rPr>
         <w:u w:val="none"/>
@@ -2915,7 +3821,7 @@
       <w:lvlText w:val="%8."/>
       <w:lvlJc w:val="left"/>
       <w:pPr>
-        <w:ind w:left="5760" w:hanging="360"/>
+        <w:ind w:left="6108" w:hanging="360"/>
       </w:pPr>
       <w:rPr>
         <w:u w:val="none"/>
@@ -2927,7 +3833,7 @@
       <w:lvlText w:val="%9."/>
       <w:lvlJc w:val="left"/>
       <w:pPr>
-        <w:ind w:left="6480" w:hanging="360"/>
+        <w:ind w:left="6828" w:hanging="360"/>
       </w:pPr>
       <w:rPr>
         <w:u w:val="none"/>
@@ -2944,7 +3850,7 @@
       <w:lvlText w:val="●"/>
       <w:lvlJc w:val="left"/>
       <w:pPr>
-        <w:ind w:left="720" w:hanging="360"/>
+        <w:ind w:left="1068" w:hanging="360"/>
       </w:pPr>
       <w:rPr>
         <w:u w:val="none"/>
@@ -2956,7 +3862,7 @@
       <w:lvlText w:val="○"/>
       <w:lvlJc w:val="left"/>
       <w:pPr>
-        <w:ind w:left="1440" w:hanging="360"/>
+        <w:ind w:left="1788" w:hanging="360"/>
       </w:pPr>
       <w:rPr>
         <w:u w:val="none"/>
@@ -2968,7 +3874,7 @@
       <w:lvlText w:val="■"/>
       <w:lvlJc w:val="left"/>
       <w:pPr>
-        <w:ind w:left="2160" w:hanging="360"/>
+        <w:ind w:left="2508" w:hanging="360"/>
       </w:pPr>
       <w:rPr>
         <w:u w:val="none"/>
@@ -2980,7 +3886,7 @@
       <w:lvlText w:val="●"/>
       <w:lvlJc w:val="left"/>
       <w:pPr>
-        <w:ind w:left="2880" w:hanging="360"/>
+        <w:ind w:left="3228" w:hanging="360"/>
       </w:pPr>
       <w:rPr>
         <w:u w:val="none"/>
@@ -2992,7 +3898,7 @@
       <w:lvlText w:val="○"/>
       <w:lvlJc w:val="left"/>
       <w:pPr>
-        <w:ind w:left="3600" w:hanging="360"/>
+        <w:ind w:left="3948" w:hanging="360"/>
       </w:pPr>
       <w:rPr>
         <w:u w:val="none"/>
@@ -3004,7 +3910,7 @@
       <w:lvlText w:val="■"/>
       <w:lvlJc w:val="left"/>
       <w:pPr>
-        <w:ind w:left="4320" w:hanging="360"/>
+        <w:ind w:left="4668" w:hanging="360"/>
       </w:pPr>
       <w:rPr>
         <w:u w:val="none"/>
@@ -3016,7 +3922,7 @@
       <w:lvlText w:val="●"/>
       <w:lvlJc w:val="left"/>
       <w:pPr>
-        <w:ind w:left="5040" w:hanging="360"/>
+        <w:ind w:left="5388" w:hanging="360"/>
       </w:pPr>
       <w:rPr>
         <w:u w:val="none"/>
@@ -3028,7 +3934,7 @@
       <w:lvlText w:val="○"/>
       <w:lvlJc w:val="left"/>
       <w:pPr>
-        <w:ind w:left="5760" w:hanging="360"/>
+        <w:ind w:left="6108" w:hanging="360"/>
       </w:pPr>
       <w:rPr>
         <w:u w:val="none"/>
@@ -3040,7 +3946,7 @@
       <w:lvlText w:val="■"/>
       <w:lvlJc w:val="left"/>
       <w:pPr>
-        <w:ind w:left="6480" w:hanging="360"/>
+        <w:ind w:left="6828" w:hanging="360"/>
       </w:pPr>
       <w:rPr>
         <w:u w:val="none"/>
